--- a/rus/docx/009.content.docx
+++ b/rus/docx/009.content.docx
@@ -150,26 +150,6 @@
           <w:lang w:val="ru_RU" w:bidi="ru_RU"/>
         </w:rPr>
         <w:t>К</w:t>
-      </w:r>
-      <w:r>
-        <w:rPr>
-          <w:lang w:val="ru_RU" w:bidi="ru_RU"/>
-        </w:rPr>
-      </w:r>
-    </w:p>
-    <w:p>
-      <w:pPr/>
-      <w:r>
-        <w:rPr>
-          <w:lang w:val="ru_RU" w:bidi="ru_RU"/>
-        </w:rPr>
-      </w:r>
-      <w:r>
-        <w:rPr>
-          <w:i/>
-          <w:lang w:val="ru_RU" w:bidi="ru_RU"/>
-        </w:rPr>
-        <w:t>Красота, Крещение, Крит, Кротость</w:t>
       </w:r>
       <w:r>
         <w:rPr>

--- a/rus/docx/009.content.docx
+++ b/rus/docx/009.content.docx
@@ -19,7 +19,7 @@
         <w:rPr>
           <w:lang w:val="ru_RU" w:bidi="ru_RU"/>
         </w:rPr>
-        <w:t>Resource: Библейский словарь (Тиндейл)</w:t>
+        <w:t>Resource: Tyndale Open Bible Dictionary</w:t>
       </w:r>
       <w:r>
         <w:rPr>
@@ -112,7 +112,7 @@
         <w:rPr>
           <w:lang w:val="ru_RU" w:bidi="ru_RU"/>
         </w:rPr>
-        <w:t>Библейский словарь (Тиндейл)</w:t>
+        <w:t>Tyndale Open Bible Dictionary</w:t>
       </w:r>
     </w:p>
     <w:p>

--- a/rus/docx/009.content.docx
+++ b/rus/docx/009.content.docx
@@ -19,7 +19,7 @@
         <w:rPr>
           <w:lang w:val="ru_RU" w:bidi="ru_RU"/>
         </w:rPr>
-        <w:t>Resource: Tyndale Open Bible Dictionary</w:t>
+        <w:t>Resource: Aquifer Open Bible Dictionary</w:t>
       </w:r>
       <w:r>
         <w:rPr>
@@ -112,7 +112,7 @@
         <w:rPr>
           <w:lang w:val="ru_RU" w:bidi="ru_RU"/>
         </w:rPr>
-        <w:t>Tyndale Open Bible Dictionary</w:t>
+        <w:t>Aquifer Open Bible Dictionary</w:t>
       </w:r>
     </w:p>
     <w:p>

--- a/rus/docx/009.content.docx
+++ b/rus/docx/009.content.docx
@@ -247,198 +247,132 @@
         </w:rPr>
         <w:t>В Ветхом Завете сказано, что Божье творение прекрасно (</w:t>
       </w:r>
-      <w:hyperlink r:id="rId13">
-        <w:r>
-          <w:rPr>
-            <w:lang w:val="ru_RU" w:bidi="ru_RU"/>
-          </w:rPr>
-          <w:rPr>
-            <w:color w:val="0000EE"/>
-            <w:u w:val="single"/>
-          </w:rPr>
-          <w:t>Быт. 2:9</w:t>
-        </w:r>
-      </w:hyperlink>
+      <w:r>
+        <w:rPr>
+          <w:lang w:val="ru_RU" w:bidi="ru_RU"/>
+        </w:rPr>
+        <w:t>Быт. 2:9</w:t>
+      </w:r>
       <w:r>
         <w:rPr>
           <w:lang w:val="ru_RU" w:bidi="ru_RU"/>
         </w:rPr>
         <w:t xml:space="preserve">; </w:t>
       </w:r>
-      <w:hyperlink r:id="rId14">
-        <w:r>
-          <w:rPr>
-            <w:lang w:val="ru_RU" w:bidi="ru_RU"/>
-          </w:rPr>
-          <w:rPr>
-            <w:color w:val="0000EE"/>
-            <w:u w:val="single"/>
-          </w:rPr>
-          <w:t>Иов. 26</w:t>
-        </w:r>
-      </w:hyperlink>
+      <w:r>
+        <w:rPr>
+          <w:lang w:val="ru_RU" w:bidi="ru_RU"/>
+        </w:rPr>
+        <w:t>Иов. 26</w:t>
+      </w:r>
       <w:r>
         <w:rPr>
           <w:lang w:val="ru_RU" w:bidi="ru_RU"/>
         </w:rPr>
         <w:t xml:space="preserve">:13; </w:t>
       </w:r>
-      <w:hyperlink r:id="rId15">
-        <w:r>
-          <w:rPr>
-            <w:lang w:val="ru_RU" w:bidi="ru_RU"/>
-          </w:rPr>
-          <w:rPr>
-            <w:color w:val="0000EE"/>
-            <w:u w:val="single"/>
-          </w:rPr>
-          <w:t>Пс. 19:1–6</w:t>
-        </w:r>
-      </w:hyperlink>
+      <w:r>
+        <w:rPr>
+          <w:lang w:val="ru_RU" w:bidi="ru_RU"/>
+        </w:rPr>
+        <w:t>Пс. 19:1–6</w:t>
+      </w:r>
       <w:r>
         <w:rPr>
           <w:lang w:val="ru_RU" w:bidi="ru_RU"/>
         </w:rPr>
         <w:t xml:space="preserve">; </w:t>
       </w:r>
-      <w:hyperlink r:id="rId16">
-        <w:r>
-          <w:rPr>
-            <w:lang w:val="ru_RU" w:bidi="ru_RU"/>
-          </w:rPr>
-          <w:rPr>
-            <w:color w:val="0000EE"/>
-            <w:u w:val="single"/>
-          </w:rPr>
-          <w:t>Исх. 6:10</w:t>
-        </w:r>
-      </w:hyperlink>
+      <w:r>
+        <w:rPr>
+          <w:lang w:val="ru_RU" w:bidi="ru_RU"/>
+        </w:rPr>
+        <w:t>Исх. 6:10</w:t>
+      </w:r>
       <w:r>
         <w:rPr>
           <w:lang w:val="ru_RU" w:bidi="ru_RU"/>
         </w:rPr>
         <w:t>). О Ханаанской земле говорилось как о «прекраснейшей земле» (</w:t>
       </w:r>
-      <w:hyperlink r:id="rId17">
-        <w:r>
-          <w:rPr>
-            <w:lang w:val="ru_RU" w:bidi="ru_RU"/>
-          </w:rPr>
-          <w:rPr>
-            <w:color w:val="0000EE"/>
-            <w:u w:val="single"/>
-          </w:rPr>
-          <w:t>Иер. 3:19</w:t>
-        </w:r>
-      </w:hyperlink>
+      <w:r>
+        <w:rPr>
+          <w:lang w:val="ru_RU" w:bidi="ru_RU"/>
+        </w:rPr>
+        <w:t>Иер. 3:19</w:t>
+      </w:r>
       <w:r>
         <w:rPr>
           <w:lang w:val="ru_RU" w:bidi="ru_RU"/>
         </w:rPr>
         <w:t>). Иерусалим был назван «красивым» (</w:t>
       </w:r>
-      <w:hyperlink r:id="rId18">
-        <w:r>
-          <w:rPr>
-            <w:lang w:val="ru_RU" w:bidi="ru_RU"/>
-          </w:rPr>
-          <w:rPr>
-            <w:color w:val="0000EE"/>
-            <w:u w:val="single"/>
-          </w:rPr>
-          <w:t>Ис. 52:1</w:t>
-        </w:r>
-      </w:hyperlink>
+      <w:r>
+        <w:rPr>
+          <w:lang w:val="ru_RU" w:bidi="ru_RU"/>
+        </w:rPr>
+        <w:t>Ис. 52:1</w:t>
+      </w:r>
       <w:r>
         <w:rPr>
           <w:lang w:val="ru_RU" w:bidi="ru_RU"/>
         </w:rPr>
         <w:t xml:space="preserve">; </w:t>
       </w:r>
-      <w:hyperlink r:id="rId19">
-        <w:r>
-          <w:rPr>
-            <w:lang w:val="ru_RU" w:bidi="ru_RU"/>
-          </w:rPr>
-          <w:rPr>
-            <w:color w:val="0000EE"/>
-            <w:u w:val="single"/>
-          </w:rPr>
-          <w:t>Плач 2:15</w:t>
-        </w:r>
-      </w:hyperlink>
+      <w:r>
+        <w:rPr>
+          <w:lang w:val="ru_RU" w:bidi="ru_RU"/>
+        </w:rPr>
+        <w:t>Плач 2:15</w:t>
+      </w:r>
       <w:r>
         <w:rPr>
           <w:lang w:val="ru_RU" w:bidi="ru_RU"/>
         </w:rPr>
         <w:t>), также одни из его храмовых ворот назывались «Красивыми воротами» (</w:t>
       </w:r>
-      <w:hyperlink r:id="rId20">
-        <w:r>
-          <w:rPr>
-            <w:lang w:val="ru_RU" w:bidi="ru_RU"/>
-          </w:rPr>
-          <w:rPr>
-            <w:color w:val="0000EE"/>
-            <w:u w:val="single"/>
-          </w:rPr>
-          <w:t>Деян. 3:2, 10</w:t>
-        </w:r>
-      </w:hyperlink>
+      <w:r>
+        <w:rPr>
+          <w:lang w:val="ru_RU" w:bidi="ru_RU"/>
+        </w:rPr>
+        <w:t>Деян. 3:2, 10</w:t>
+      </w:r>
       <w:r>
         <w:rPr>
           <w:lang w:val="ru_RU" w:bidi="ru_RU"/>
         </w:rPr>
         <w:t>). Евреи восхищались волнующим великолепием Ливанских гор (</w:t>
       </w:r>
-      <w:hyperlink r:id="rId21">
-        <w:r>
-          <w:rPr>
-            <w:lang w:val="ru_RU" w:bidi="ru_RU"/>
-          </w:rPr>
-          <w:rPr>
-            <w:color w:val="0000EE"/>
-            <w:u w:val="single"/>
-          </w:rPr>
-          <w:t>Пс. 104:16</w:t>
-        </w:r>
-      </w:hyperlink>
+      <w:r>
+        <w:rPr>
+          <w:lang w:val="ru_RU" w:bidi="ru_RU"/>
+        </w:rPr>
+        <w:t>Пс. 104:16</w:t>
+      </w:r>
       <w:r>
         <w:rPr>
           <w:lang w:val="ru_RU" w:bidi="ru_RU"/>
         </w:rPr>
         <w:t xml:space="preserve">; </w:t>
       </w:r>
-      <w:hyperlink r:id="rId22">
-        <w:r>
-          <w:rPr>
-            <w:lang w:val="ru_RU" w:bidi="ru_RU"/>
-          </w:rPr>
-          <w:rPr>
-            <w:color w:val="0000EE"/>
-            <w:u w:val="single"/>
-          </w:rPr>
-          <w:t>Ис. 60:13</w:t>
-        </w:r>
-      </w:hyperlink>
+      <w:r>
+        <w:rPr>
+          <w:lang w:val="ru_RU" w:bidi="ru_RU"/>
+        </w:rPr>
+        <w:t>Ис. 60:13</w:t>
+      </w:r>
       <w:r>
         <w:rPr>
           <w:lang w:val="ru_RU" w:bidi="ru_RU"/>
         </w:rPr>
         <w:t>). Ханаанский город Фирца («красота»), столица царя Ваасы в Северном царстве (</w:t>
       </w:r>
-      <w:hyperlink r:id="rId23">
-        <w:r>
-          <w:rPr>
-            <w:lang w:val="ru_RU" w:bidi="ru_RU"/>
-          </w:rPr>
-          <w:rPr>
-            <w:color w:val="0000EE"/>
-            <w:u w:val="single"/>
-          </w:rPr>
-          <w:t>3 Цар. 15:33</w:t>
-        </w:r>
-      </w:hyperlink>
+      <w:r>
+        <w:rPr>
+          <w:lang w:val="ru_RU" w:bidi="ru_RU"/>
+        </w:rPr>
+        <w:t>3 Цар. 15:33</w:t>
+      </w:r>
       <w:r>
         <w:rPr>
           <w:lang w:val="ru_RU" w:bidi="ru_RU"/>
@@ -459,198 +393,132 @@
         </w:rPr>
         <w:t xml:space="preserve">Хотя евреи не превозносили человеческую фигуру так, как это делали древние греки, в Ветхом Завете физическая привлекательность была идеализирована. Красота невесты красноречиво описывается ее женихом в любовной лирике </w:t>
       </w:r>
-      <w:hyperlink r:id="rId24">
-        <w:r>
-          <w:rPr>
-            <w:lang w:val="ru_RU" w:bidi="ru_RU"/>
-          </w:rPr>
-          <w:rPr>
-            <w:color w:val="0000EE"/>
-            <w:u w:val="single"/>
-          </w:rPr>
-          <w:t>Песни Песней 4:1–15</w:t>
-        </w:r>
-      </w:hyperlink>
+      <w:r>
+        <w:rPr>
+          <w:lang w:val="ru_RU" w:bidi="ru_RU"/>
+        </w:rPr>
+        <w:t>Песни Песней 4:1–15</w:t>
+      </w:r>
       <w:r>
         <w:rPr>
           <w:lang w:val="ru_RU" w:bidi="ru_RU"/>
         </w:rPr>
         <w:t xml:space="preserve">; </w:t>
       </w:r>
-      <w:hyperlink r:id="rId25">
-        <w:r>
-          <w:rPr>
-            <w:lang w:val="ru_RU" w:bidi="ru_RU"/>
-          </w:rPr>
-          <w:rPr>
-            <w:color w:val="0000EE"/>
-            <w:u w:val="single"/>
-          </w:rPr>
-          <w:t>6:4</w:t>
-        </w:r>
-      </w:hyperlink>
+      <w:r>
+        <w:rPr>
+          <w:lang w:val="ru_RU" w:bidi="ru_RU"/>
+        </w:rPr>
+        <w:t>6:4</w:t>
+      </w:r>
       <w:r>
         <w:rPr>
           <w:lang w:val="ru_RU" w:bidi="ru_RU"/>
         </w:rPr>
         <w:t>. Такое восхваление невесты, возможно, было традиционной особенностью израильских свадеб. О нескольких женщинах, занимавших видное место в Ветхом Завете, говорилось как о прекрасных (</w:t>
       </w:r>
-      <w:hyperlink r:id="rId26">
-        <w:r>
-          <w:rPr>
-            <w:lang w:val="ru_RU" w:bidi="ru_RU"/>
-          </w:rPr>
-          <w:rPr>
-            <w:color w:val="0000EE"/>
-            <w:u w:val="single"/>
-          </w:rPr>
-          <w:t>Быт. 29:17</w:t>
-        </w:r>
-      </w:hyperlink>
+      <w:r>
+        <w:rPr>
+          <w:lang w:val="ru_RU" w:bidi="ru_RU"/>
+        </w:rPr>
+        <w:t>Быт. 29:17</w:t>
+      </w:r>
       <w:r>
         <w:rPr>
           <w:lang w:val="ru_RU" w:bidi="ru_RU"/>
         </w:rPr>
         <w:t xml:space="preserve">; </w:t>
       </w:r>
-      <w:hyperlink r:id="rId27">
-        <w:r>
-          <w:rPr>
-            <w:lang w:val="ru_RU" w:bidi="ru_RU"/>
-          </w:rPr>
-          <w:rPr>
-            <w:color w:val="0000EE"/>
-            <w:u w:val="single"/>
-          </w:rPr>
-          <w:t>2 Цар. 11:2</w:t>
-        </w:r>
-      </w:hyperlink>
+      <w:r>
+        <w:rPr>
+          <w:lang w:val="ru_RU" w:bidi="ru_RU"/>
+        </w:rPr>
+        <w:t>2 Цар. 11:2</w:t>
+      </w:r>
       <w:r>
         <w:rPr>
           <w:lang w:val="ru_RU" w:bidi="ru_RU"/>
         </w:rPr>
         <w:t xml:space="preserve">; </w:t>
       </w:r>
-      <w:hyperlink r:id="rId28">
-        <w:r>
-          <w:rPr>
-            <w:lang w:val="ru_RU" w:bidi="ru_RU"/>
-          </w:rPr>
-          <w:rPr>
-            <w:color w:val="0000EE"/>
-            <w:u w:val="single"/>
-          </w:rPr>
-          <w:t>Ис. 2:7</w:t>
-        </w:r>
-      </w:hyperlink>
+      <w:r>
+        <w:rPr>
+          <w:lang w:val="ru_RU" w:bidi="ru_RU"/>
+        </w:rPr>
+        <w:t>Ис. 2:7</w:t>
+      </w:r>
       <w:r>
         <w:rPr>
           <w:lang w:val="ru_RU" w:bidi="ru_RU"/>
         </w:rPr>
         <w:t>). Однако внешняя женская красота была второстепенной по сравнению с такими качествами как трудолюбие, решительность и традиционное благочестие (</w:t>
       </w:r>
-      <w:hyperlink r:id="rId29">
-        <w:r>
-          <w:rPr>
-            <w:lang w:val="ru_RU" w:bidi="ru_RU"/>
-          </w:rPr>
-          <w:rPr>
-            <w:color w:val="0000EE"/>
-            <w:u w:val="single"/>
-          </w:rPr>
-          <w:t>Пр. 31:10–31</w:t>
-        </w:r>
-      </w:hyperlink>
+      <w:r>
+        <w:rPr>
+          <w:lang w:val="ru_RU" w:bidi="ru_RU"/>
+        </w:rPr>
+        <w:t>Пр. 31:10–31</w:t>
+      </w:r>
       <w:r>
         <w:rPr>
           <w:lang w:val="ru_RU" w:bidi="ru_RU"/>
         </w:rPr>
         <w:t>). Некоторые мужчины также были известны своей физической привлекательностью, например, Давид (</w:t>
       </w:r>
-      <w:hyperlink r:id="rId30">
-        <w:r>
-          <w:rPr>
-            <w:lang w:val="ru_RU" w:bidi="ru_RU"/>
-          </w:rPr>
-          <w:rPr>
-            <w:color w:val="0000EE"/>
-            <w:u w:val="single"/>
-          </w:rPr>
-          <w:t>1 Цар. 16:12</w:t>
-        </w:r>
-      </w:hyperlink>
+      <w:r>
+        <w:rPr>
+          <w:lang w:val="ru_RU" w:bidi="ru_RU"/>
+        </w:rPr>
+        <w:t>1 Цар. 16:12</w:t>
+      </w:r>
       <w:r>
         <w:rPr>
           <w:lang w:val="ru_RU" w:bidi="ru_RU"/>
         </w:rPr>
         <w:t>) и Авессалом (</w:t>
       </w:r>
-      <w:hyperlink r:id="rId31">
-        <w:r>
-          <w:rPr>
-            <w:lang w:val="ru_RU" w:bidi="ru_RU"/>
-          </w:rPr>
-          <w:rPr>
-            <w:color w:val="0000EE"/>
-            <w:u w:val="single"/>
-          </w:rPr>
-          <w:t>2 Цар. 14:25</w:t>
-        </w:r>
-      </w:hyperlink>
+      <w:r>
+        <w:rPr>
+          <w:lang w:val="ru_RU" w:bidi="ru_RU"/>
+        </w:rPr>
+        <w:t>2 Цар. 14:25</w:t>
+      </w:r>
       <w:r>
         <w:rPr>
           <w:lang w:val="ru_RU" w:bidi="ru_RU"/>
         </w:rPr>
         <w:t>). Во времена Ветхого Завета косметика, ювелирные изделия и прочие аксессуары использовались как вспомогательные средства для создания женской красоты. Пророк Исаия говорил о таких предметах (</w:t>
       </w:r>
-      <w:hyperlink r:id="rId32">
-        <w:r>
-          <w:rPr>
-            <w:lang w:val="ru_RU" w:bidi="ru_RU"/>
-          </w:rPr>
-          <w:rPr>
-            <w:color w:val="0000EE"/>
-            <w:u w:val="single"/>
-          </w:rPr>
-          <w:t>Ис. 3:18–24</w:t>
-        </w:r>
-      </w:hyperlink>
+      <w:r>
+        <w:rPr>
+          <w:lang w:val="ru_RU" w:bidi="ru_RU"/>
+        </w:rPr>
+        <w:t>Ис. 3:18–24</w:t>
+      </w:r>
       <w:r>
         <w:rPr>
           <w:lang w:val="ru_RU" w:bidi="ru_RU"/>
         </w:rPr>
         <w:t>), а Иезекииль описывал украшения, которые существовали в его дни (</w:t>
       </w:r>
-      <w:hyperlink r:id="rId33">
-        <w:r>
-          <w:rPr>
-            <w:lang w:val="ru_RU" w:bidi="ru_RU"/>
-          </w:rPr>
-          <w:rPr>
-            <w:color w:val="0000EE"/>
-            <w:u w:val="single"/>
-          </w:rPr>
-          <w:t>Иез. 16:10–13</w:t>
-        </w:r>
-      </w:hyperlink>
+      <w:r>
+        <w:rPr>
+          <w:lang w:val="ru_RU" w:bidi="ru_RU"/>
+        </w:rPr>
+        <w:t>Иез. 16:10–13</w:t>
+      </w:r>
       <w:r>
         <w:rPr>
           <w:lang w:val="ru_RU" w:bidi="ru_RU"/>
         </w:rPr>
         <w:t>). Богослужение израильтян также отличалось красотой: тщательно продуманные церемониальные одежды первосвященника создавались для славы и великолепия (</w:t>
       </w:r>
-      <w:hyperlink r:id="rId34">
-        <w:r>
-          <w:rPr>
-            <w:lang w:val="ru_RU" w:bidi="ru_RU"/>
-          </w:rPr>
-          <w:rPr>
-            <w:color w:val="0000EE"/>
-            <w:u w:val="single"/>
-          </w:rPr>
-          <w:t>Исх. 28:2, 40</w:t>
-        </w:r>
-      </w:hyperlink>
+      <w:r>
+        <w:rPr>
+          <w:lang w:val="ru_RU" w:bidi="ru_RU"/>
+        </w:rPr>
+        <w:t>Исх. 28:2, 40</w:t>
+      </w:r>
       <w:r>
         <w:rPr>
           <w:lang w:val="ru_RU" w:bidi="ru_RU"/>
@@ -671,90 +539,60 @@
         </w:rPr>
         <w:t>Слово «красота» использовалось в Ветхом Завете и по отношению к Богу. Благоволение Господа описывается как Его «красота» (</w:t>
       </w:r>
-      <w:hyperlink r:id="rId35">
-        <w:r>
-          <w:rPr>
-            <w:lang w:val="ru_RU" w:bidi="ru_RU"/>
-          </w:rPr>
-          <w:rPr>
-            <w:color w:val="0000EE"/>
-            <w:u w:val="single"/>
-          </w:rPr>
-          <w:t>Пс. 89:17</w:t>
-        </w:r>
-      </w:hyperlink>
+      <w:r>
+        <w:rPr>
+          <w:lang w:val="ru_RU" w:bidi="ru_RU"/>
+        </w:rPr>
+        <w:t>Пс. 89:17</w:t>
+      </w:r>
       <w:r>
         <w:rPr>
           <w:lang w:val="ru_RU" w:bidi="ru_RU"/>
         </w:rPr>
         <w:t>). Исаия писал, что Бог обещал дать Своему народу «украшение вместо пепла» (</w:t>
       </w:r>
-      <w:hyperlink r:id="rId36">
-        <w:r>
-          <w:rPr>
-            <w:lang w:val="ru_RU" w:bidi="ru_RU"/>
-          </w:rPr>
-          <w:rPr>
-            <w:color w:val="0000EE"/>
-            <w:u w:val="single"/>
-          </w:rPr>
-          <w:t>Ис. 61:3</w:t>
-        </w:r>
-      </w:hyperlink>
+      <w:r>
+        <w:rPr>
+          <w:lang w:val="ru_RU" w:bidi="ru_RU"/>
+        </w:rPr>
+        <w:t>Ис. 61:3</w:t>
+      </w:r>
       <w:r>
         <w:rPr>
           <w:lang w:val="ru_RU" w:bidi="ru_RU"/>
         </w:rPr>
         <w:t>). Автор одного из Псалмов выразил свое желание пребывать в Божьем храме, наслаждаться «красотой Господа» и Его несравненным совершенством (</w:t>
       </w:r>
-      <w:hyperlink r:id="rId37">
-        <w:r>
-          <w:rPr>
-            <w:lang w:val="ru_RU" w:bidi="ru_RU"/>
-          </w:rPr>
-          <w:rPr>
-            <w:color w:val="0000EE"/>
-            <w:u w:val="single"/>
-          </w:rPr>
-          <w:t>Пс. 26:4</w:t>
-        </w:r>
-      </w:hyperlink>
+      <w:r>
+        <w:rPr>
+          <w:lang w:val="ru_RU" w:bidi="ru_RU"/>
+        </w:rPr>
+        <w:t>Пс. 26:4</w:t>
+      </w:r>
       <w:r>
         <w:rPr>
           <w:lang w:val="ru_RU" w:bidi="ru_RU"/>
         </w:rPr>
         <w:t>). Исаия говорил о Боге как о «великолепном венце» для верного остатка Израиля (</w:t>
       </w:r>
-      <w:hyperlink r:id="rId38">
-        <w:r>
-          <w:rPr>
-            <w:lang w:val="ru_RU" w:bidi="ru_RU"/>
-          </w:rPr>
-          <w:rPr>
-            <w:color w:val="0000EE"/>
-            <w:u w:val="single"/>
-          </w:rPr>
-          <w:t>Ис. 28:5</w:t>
-        </w:r>
-      </w:hyperlink>
+      <w:r>
+        <w:rPr>
+          <w:lang w:val="ru_RU" w:bidi="ru_RU"/>
+        </w:rPr>
+        <w:t>Ис. 28:5</w:t>
+      </w:r>
       <w:r>
         <w:rPr>
           <w:lang w:val="ru_RU" w:bidi="ru_RU"/>
         </w:rPr>
         <w:t>), а Мессия был описан как Прекрасный Царь (</w:t>
       </w:r>
-      <w:hyperlink r:id="rId39">
-        <w:r>
-          <w:rPr>
-            <w:lang w:val="ru_RU" w:bidi="ru_RU"/>
-          </w:rPr>
-          <w:rPr>
-            <w:color w:val="0000EE"/>
-            <w:u w:val="single"/>
-          </w:rPr>
-          <w:t>33:17</w:t>
-        </w:r>
-      </w:hyperlink>
+      <w:r>
+        <w:rPr>
+          <w:lang w:val="ru_RU" w:bidi="ru_RU"/>
+        </w:rPr>
+        <w:t>33:17</w:t>
+      </w:r>
       <w:r>
         <w:rPr>
           <w:lang w:val="ru_RU" w:bidi="ru_RU"/>
@@ -775,90 +613,60 @@
         </w:rPr>
         <w:t>Автор Нового Завета призывает последователей Христа жить жизнью, которая «украсит» учение Спасителя и сделает его привлекательным для неверующих (</w:t>
       </w:r>
-      <w:hyperlink r:id="rId40">
-        <w:r>
-          <w:rPr>
-            <w:lang w:val="ru_RU" w:bidi="ru_RU"/>
-          </w:rPr>
-          <w:rPr>
-            <w:color w:val="0000EE"/>
-            <w:u w:val="single"/>
-          </w:rPr>
-          <w:t>Тит. 2:10</w:t>
-        </w:r>
-      </w:hyperlink>
+      <w:r>
+        <w:rPr>
+          <w:lang w:val="ru_RU" w:bidi="ru_RU"/>
+        </w:rPr>
+        <w:t>Тит. 2:10</w:t>
+      </w:r>
       <w:r>
         <w:rPr>
           <w:lang w:val="ru_RU" w:bidi="ru_RU"/>
         </w:rPr>
         <w:t>). В Писании сказано, что прекрасны те, кто проповедует Евангелие Христа (</w:t>
       </w:r>
-      <w:hyperlink r:id="rId41">
-        <w:r>
-          <w:rPr>
-            <w:lang w:val="ru_RU" w:bidi="ru_RU"/>
-          </w:rPr>
-          <w:rPr>
-            <w:color w:val="0000EE"/>
-            <w:u w:val="single"/>
-          </w:rPr>
-          <w:t>Рим. 10:15</w:t>
-        </w:r>
-      </w:hyperlink>
+      <w:r>
+        <w:rPr>
+          <w:lang w:val="ru_RU" w:bidi="ru_RU"/>
+        </w:rPr>
+        <w:t>Рим. 10:15</w:t>
+      </w:r>
       <w:r>
         <w:rPr>
           <w:lang w:val="ru_RU" w:bidi="ru_RU"/>
         </w:rPr>
         <w:t>). Апостолы Павел и Пётр учили женщин не полагаться лишь на внешнюю красоту (</w:t>
       </w:r>
-      <w:hyperlink r:id="rId42">
-        <w:r>
-          <w:rPr>
-            <w:lang w:val="ru_RU" w:bidi="ru_RU"/>
-          </w:rPr>
-          <w:rPr>
-            <w:color w:val="0000EE"/>
-            <w:u w:val="single"/>
-          </w:rPr>
-          <w:t>1 Тим. 2:9–10</w:t>
-        </w:r>
-      </w:hyperlink>
+      <w:r>
+        <w:rPr>
+          <w:lang w:val="ru_RU" w:bidi="ru_RU"/>
+        </w:rPr>
+        <w:t>1 Тим. 2:9–10</w:t>
+      </w:r>
       <w:r>
         <w:rPr>
           <w:lang w:val="ru_RU" w:bidi="ru_RU"/>
         </w:rPr>
         <w:t>), апостолы говорили, что прекрасный характер является истинным украшением для женского благочестия (</w:t>
       </w:r>
-      <w:hyperlink r:id="rId43">
-        <w:r>
-          <w:rPr>
-            <w:lang w:val="ru_RU" w:bidi="ru_RU"/>
-          </w:rPr>
-          <w:rPr>
-            <w:color w:val="0000EE"/>
-            <w:u w:val="single"/>
-          </w:rPr>
-          <w:t>1 Петр. 3:3–5</w:t>
-        </w:r>
-      </w:hyperlink>
+      <w:r>
+        <w:rPr>
+          <w:lang w:val="ru_RU" w:bidi="ru_RU"/>
+        </w:rPr>
+        <w:t>1 Петр. 3:3–5</w:t>
+      </w:r>
       <w:r>
         <w:rPr>
           <w:lang w:val="ru_RU" w:bidi="ru_RU"/>
         </w:rPr>
         <w:t xml:space="preserve">). Красота последнего места обитания верующего на Небесах изображена в «новом Иерусалиме», который описан как невеста, а также через символическое описание древних драгоценных камней (см. </w:t>
       </w:r>
-      <w:hyperlink r:id="rId44">
-        <w:r>
-          <w:rPr>
-            <w:lang w:val="ru_RU" w:bidi="ru_RU"/>
-          </w:rPr>
-          <w:rPr>
-            <w:color w:val="0000EE"/>
-            <w:u w:val="single"/>
-          </w:rPr>
-          <w:t>Откр. 21–22</w:t>
-        </w:r>
-      </w:hyperlink>
+      <w:r>
+        <w:rPr>
+          <w:lang w:val="ru_RU" w:bidi="ru_RU"/>
+        </w:rPr>
+        <w:t>Откр. 21–22</w:t>
+      </w:r>
       <w:r>
         <w:rPr>
           <w:lang w:val="ru_RU" w:bidi="ru_RU"/>
@@ -1022,18 +830,12 @@
         </w:rPr>
         <w:t>Иоанн проповедовал «крещение покаяния для прощения грехов» (</w:t>
       </w:r>
-      <w:hyperlink r:id="rId45">
-        <w:r>
-          <w:rPr>
-            <w:lang w:val="ru_RU" w:bidi="ru_RU"/>
-          </w:rPr>
-          <w:rPr>
-            <w:color w:val="0000EE"/>
-            <w:u w:val="single"/>
-          </w:rPr>
-          <w:t>Лк. 3:3</w:t>
-        </w:r>
-      </w:hyperlink>
+      <w:r>
+        <w:rPr>
+          <w:lang w:val="ru_RU" w:bidi="ru_RU"/>
+        </w:rPr>
+        <w:t>Лк. 3:3</w:t>
+      </w:r>
       <w:r>
         <w:rPr>
           <w:lang w:val="ru_RU" w:bidi="ru_RU"/>
@@ -1054,108 +856,72 @@
         </w:rPr>
         <w:t>Крещение Иоанна имеет как сходства, так и различия с вышеперечисленными формами крещения. Истоки крещения Иоанна можно найти в пророчествах, которые пророки сопровождали действиями, передавая тем самым не только Божье послание устно, но еще и проигрывая его в жизни. В богословском смысле крещение Иоанна имело несколько значений: (1) Оно было тесно связано с кардинальным покаянием не только язычников, но также евреев (что было радикальным для современников Иоанна). (2) По своей сути крещение Иоанна было эсхатологическим, потому что подготавливало людей к приходу Мессии, Который будет крестить Духом Святым и огнём (</w:t>
       </w:r>
-      <w:hyperlink r:id="rId46">
-        <w:r>
-          <w:rPr>
-            <w:lang w:val="ru_RU" w:bidi="ru_RU"/>
-          </w:rPr>
-          <w:rPr>
-            <w:color w:val="0000EE"/>
-            <w:u w:val="single"/>
-          </w:rPr>
-          <w:t>Мф. 3:11</w:t>
-        </w:r>
-      </w:hyperlink>
+      <w:r>
+        <w:rPr>
+          <w:lang w:val="ru_RU" w:bidi="ru_RU"/>
+        </w:rPr>
+        <w:t>Мф. 3:11</w:t>
+      </w:r>
       <w:r>
         <w:rPr>
           <w:lang w:val="ru_RU" w:bidi="ru_RU"/>
         </w:rPr>
         <w:t xml:space="preserve">), посредством чего произойдет отделение Божьего народа от нечестивых людей в эсхатоне (то есть «в конце», ср. </w:t>
       </w:r>
-      <w:hyperlink r:id="rId47">
-        <w:r>
-          <w:rPr>
-            <w:lang w:val="ru_RU" w:bidi="ru_RU"/>
-          </w:rPr>
-          <w:rPr>
-            <w:color w:val="0000EE"/>
-            <w:u w:val="single"/>
-          </w:rPr>
-          <w:t>Мф. 3:12</w:t>
-        </w:r>
-      </w:hyperlink>
+      <w:r>
+        <w:rPr>
+          <w:lang w:val="ru_RU" w:bidi="ru_RU"/>
+        </w:rPr>
+        <w:t>Мф. 3:12</w:t>
+      </w:r>
       <w:r>
         <w:rPr>
           <w:lang w:val="ru_RU" w:bidi="ru_RU"/>
         </w:rPr>
         <w:t>). (3) Оно символизировало нравственное очищение, которое подготавливало народ к грядущему Царству (</w:t>
       </w:r>
-      <w:hyperlink r:id="rId48">
-        <w:r>
-          <w:rPr>
-            <w:lang w:val="ru_RU" w:bidi="ru_RU"/>
-          </w:rPr>
-          <w:rPr>
-            <w:color w:val="0000EE"/>
-            <w:u w:val="single"/>
-          </w:rPr>
-          <w:t>Мф. 3:2</w:t>
-        </w:r>
-      </w:hyperlink>
+      <w:r>
+        <w:rPr>
+          <w:lang w:val="ru_RU" w:bidi="ru_RU"/>
+        </w:rPr>
+        <w:t>Мф. 3:2</w:t>
+      </w:r>
       <w:r>
         <w:rPr>
           <w:lang w:val="ru_RU" w:bidi="ru_RU"/>
         </w:rPr>
         <w:t xml:space="preserve">; </w:t>
       </w:r>
-      <w:hyperlink r:id="rId49">
-        <w:r>
-          <w:rPr>
-            <w:lang w:val="ru_RU" w:bidi="ru_RU"/>
-          </w:rPr>
-          <w:rPr>
-            <w:color w:val="0000EE"/>
-            <w:u w:val="single"/>
-          </w:rPr>
-          <w:t>Лк. 3:7–14</w:t>
-        </w:r>
-      </w:hyperlink>
+      <w:r>
+        <w:rPr>
+          <w:lang w:val="ru_RU" w:bidi="ru_RU"/>
+        </w:rPr>
+        <w:t>Лк. 3:7–14</w:t>
+      </w:r>
       <w:r>
         <w:rPr>
           <w:lang w:val="ru_RU" w:bidi="ru_RU"/>
         </w:rPr>
         <w:t>). Несмотря на то, что существует очевидная связь между крещением Иоанна и крещением в ранней церкви, мы всё же не можем полностью утверждать, что существует абсолютная взаимозависимость между ними. Фактически это крещение не прослеживается в служении Иисуса. Сначала Иисус разрешал Своим ученикам крестить (</w:t>
       </w:r>
-      <w:hyperlink r:id="rId50">
-        <w:r>
-          <w:rPr>
-            <w:lang w:val="ru_RU" w:bidi="ru_RU"/>
-          </w:rPr>
-          <w:rPr>
-            <w:color w:val="0000EE"/>
-            <w:u w:val="single"/>
-          </w:rPr>
-          <w:t>Ин. 3:22</w:t>
-        </w:r>
-      </w:hyperlink>
+      <w:r>
+        <w:rPr>
+          <w:lang w:val="ru_RU" w:bidi="ru_RU"/>
+        </w:rPr>
+        <w:t>Ин. 3:22</w:t>
+      </w:r>
       <w:r>
         <w:rPr>
           <w:lang w:val="ru_RU" w:bidi="ru_RU"/>
         </w:rPr>
         <w:t>), но, похоже, они перестали это делать позже (</w:t>
       </w:r>
-      <w:hyperlink r:id="rId51">
-        <w:r>
-          <w:rPr>
-            <w:lang w:val="ru_RU" w:bidi="ru_RU"/>
-          </w:rPr>
-          <w:rPr>
-            <w:color w:val="0000EE"/>
-            <w:u w:val="single"/>
-          </w:rPr>
-          <w:t>Ин. 4:1–3</w:t>
-        </w:r>
-      </w:hyperlink>
+      <w:r>
+        <w:rPr>
+          <w:lang w:val="ru_RU" w:bidi="ru_RU"/>
+        </w:rPr>
+        <w:t>Ин. 4:1–3</w:t>
+      </w:r>
       <w:r>
         <w:rPr>
           <w:lang w:val="ru_RU" w:bidi="ru_RU"/>
@@ -1187,72 +953,48 @@
         </w:rPr>
         <w:t xml:space="preserve">Крещение Иисуса уходит корнями в многогранное взаимодействие Божественных и человеческих мотивов, в само мессианское сознание Иисуса (см. </w:t>
       </w:r>
-      <w:hyperlink r:id="rId52">
-        <w:r>
-          <w:rPr>
-            <w:lang w:val="ru_RU" w:bidi="ru_RU"/>
-          </w:rPr>
-          <w:rPr>
-            <w:color w:val="0000EE"/>
-            <w:u w:val="single"/>
-          </w:rPr>
-          <w:t>Мк. 1:9–11</w:t>
-        </w:r>
-      </w:hyperlink>
+      <w:r>
+        <w:rPr>
+          <w:lang w:val="ru_RU" w:bidi="ru_RU"/>
+        </w:rPr>
+        <w:t>Мк. 1:9–11</w:t>
+      </w:r>
       <w:r>
         <w:rPr>
           <w:lang w:val="ru_RU" w:bidi="ru_RU"/>
         </w:rPr>
         <w:t xml:space="preserve"> и параллельные места Писания). Своим крещением Иоанн удостоверял проповедь и служение Иисуса. Иисус продолжил проповедовать о Царстве, о котором прежде говорил Иоанн. Для Иисуса это было знаком помазания, означающим начало Его мессианского служения. В </w:t>
       </w:r>
-      <w:hyperlink r:id="rId53">
-        <w:r>
-          <w:rPr>
-            <w:lang w:val="ru_RU" w:bidi="ru_RU"/>
-          </w:rPr>
-          <w:rPr>
-            <w:color w:val="0000EE"/>
-            <w:u w:val="single"/>
-          </w:rPr>
-          <w:t>Марка 1:11</w:t>
-        </w:r>
-      </w:hyperlink>
+      <w:r>
+        <w:rPr>
+          <w:lang w:val="ru_RU" w:bidi="ru_RU"/>
+        </w:rPr>
+        <w:t>Марка 1:11</w:t>
+      </w:r>
       <w:r>
         <w:rPr>
           <w:lang w:val="ru_RU" w:bidi="ru_RU"/>
         </w:rPr>
         <w:t xml:space="preserve"> и параллельных местах, звучит «небесный голос», который указывает нам на два важных момента: (1) Божий голос цитирует </w:t>
       </w:r>
-      <w:hyperlink r:id="rId54">
-        <w:r>
-          <w:rPr>
-            <w:lang w:val="ru_RU" w:bidi="ru_RU"/>
-          </w:rPr>
-          <w:rPr>
-            <w:color w:val="0000EE"/>
-            <w:u w:val="single"/>
-          </w:rPr>
-          <w:t>Псалом 2:7</w:t>
-        </w:r>
-      </w:hyperlink>
+      <w:r>
+        <w:rPr>
+          <w:lang w:val="ru_RU" w:bidi="ru_RU"/>
+        </w:rPr>
+        <w:t>Псалом 2:7</w:t>
+      </w:r>
       <w:r>
         <w:rPr>
           <w:lang w:val="ru_RU" w:bidi="ru_RU"/>
         </w:rPr>
         <w:t xml:space="preserve">, подтверждая, что Иисус - уникальный Божий Сын. (2) Он же напоминает нам об </w:t>
       </w:r>
-      <w:hyperlink r:id="rId55">
-        <w:r>
-          <w:rPr>
-            <w:lang w:val="ru_RU" w:bidi="ru_RU"/>
-          </w:rPr>
-          <w:rPr>
-            <w:color w:val="0000EE"/>
-            <w:u w:val="single"/>
-          </w:rPr>
-          <w:t>Исаии 42:1</w:t>
-        </w:r>
-      </w:hyperlink>
+      <w:r>
+        <w:rPr>
+          <w:lang w:val="ru_RU" w:bidi="ru_RU"/>
+        </w:rPr>
+        <w:t>Исаии 42:1</w:t>
+      </w:r>
       <w:r>
         <w:rPr>
           <w:lang w:val="ru_RU" w:bidi="ru_RU"/>
@@ -1284,18 +1026,12 @@
         </w:rPr>
         <w:t>В повелении Иисуса мы находим истинное основание для подобной практики (</w:t>
       </w:r>
-      <w:hyperlink r:id="rId56">
-        <w:r>
-          <w:rPr>
-            <w:lang w:val="ru_RU" w:bidi="ru_RU"/>
-          </w:rPr>
-          <w:rPr>
-            <w:color w:val="0000EE"/>
-            <w:u w:val="single"/>
-          </w:rPr>
-          <w:t>Мф. 28:19</w:t>
-        </w:r>
-      </w:hyperlink>
+      <w:r>
+        <w:rPr>
+          <w:lang w:val="ru_RU" w:bidi="ru_RU"/>
+        </w:rPr>
+        <w:t>Мф. 28:19</w:t>
+      </w:r>
       <w:r>
         <w:rPr>
           <w:lang w:val="ru_RU" w:bidi="ru_RU"/>
@@ -1321,306 +1057,204 @@
           <w:lang w:val="ru_RU" w:bidi="ru_RU"/>
         </w:rPr>
       </w:r>
-      <w:hyperlink r:id="rId57">
-        <w:r>
-          <w:rPr>
-            <w:lang w:val="ru_RU" w:bidi="ru_RU"/>
-          </w:rPr>
-          <w:rPr>
-            <w:color w:val="0000EE"/>
-            <w:u w:val="single"/>
-          </w:rPr>
-          <w:t>Деяния 2:38</w:t>
-        </w:r>
-      </w:hyperlink>
+      <w:r>
+        <w:rPr>
+          <w:lang w:val="ru_RU" w:bidi="ru_RU"/>
+        </w:rPr>
+        <w:t>Деяния 2:38</w:t>
+      </w:r>
       <w:r>
         <w:rPr>
           <w:lang w:val="ru_RU" w:bidi="ru_RU"/>
         </w:rPr>
         <w:t xml:space="preserve"> показывают, что крещение с самого начала было сакральным установлением. Это возвращает нас к самым ранним временам существования церкви. В ранней церкви крещение было важной частью процесса спасения (</w:t>
       </w:r>
-      <w:hyperlink r:id="rId57">
-        <w:r>
-          <w:rPr>
-            <w:lang w:val="ru_RU" w:bidi="ru_RU"/>
-          </w:rPr>
-          <w:rPr>
-            <w:color w:val="0000EE"/>
-            <w:u w:val="single"/>
-          </w:rPr>
-          <w:t>Деяния 2:38</w:t>
-        </w:r>
-      </w:hyperlink>
+      <w:r>
+        <w:rPr>
+          <w:lang w:val="ru_RU" w:bidi="ru_RU"/>
+        </w:rPr>
+        <w:t>Деяния 2:38</w:t>
+      </w:r>
       <w:r>
         <w:rPr>
           <w:lang w:val="ru_RU" w:bidi="ru_RU"/>
         </w:rPr>
         <w:t>, «покайтесь, и да крестится каждый из вас») и осуществлялось через исповедание и молитву «во имя Иисуса Христа» (</w:t>
       </w:r>
-      <w:hyperlink r:id="rId57">
-        <w:r>
-          <w:rPr>
-            <w:lang w:val="ru_RU" w:bidi="ru_RU"/>
-          </w:rPr>
-          <w:rPr>
-            <w:color w:val="0000EE"/>
-            <w:u w:val="single"/>
-          </w:rPr>
-          <w:t>Деяния 2:38</w:t>
-        </w:r>
-      </w:hyperlink>
+      <w:r>
+        <w:rPr>
+          <w:lang w:val="ru_RU" w:bidi="ru_RU"/>
+        </w:rPr>
+        <w:t>Деяния 2:38</w:t>
+      </w:r>
       <w:r>
         <w:rPr>
           <w:lang w:val="ru_RU" w:bidi="ru_RU"/>
         </w:rPr>
         <w:t xml:space="preserve">; </w:t>
       </w:r>
-      <w:hyperlink r:id="rId58">
-        <w:r>
-          <w:rPr>
-            <w:lang w:val="ru_RU" w:bidi="ru_RU"/>
-          </w:rPr>
-          <w:rPr>
-            <w:color w:val="0000EE"/>
-            <w:u w:val="single"/>
-          </w:rPr>
-          <w:t>8:16</w:t>
-        </w:r>
-      </w:hyperlink>
+      <w:r>
+        <w:rPr>
+          <w:lang w:val="ru_RU" w:bidi="ru_RU"/>
+        </w:rPr>
+        <w:t>8:16</w:t>
+      </w:r>
       <w:r>
         <w:rPr>
           <w:lang w:val="ru_RU" w:bidi="ru_RU"/>
         </w:rPr>
         <w:t xml:space="preserve">; </w:t>
       </w:r>
-      <w:hyperlink r:id="rId59">
-        <w:r>
-          <w:rPr>
-            <w:lang w:val="ru_RU" w:bidi="ru_RU"/>
-          </w:rPr>
-          <w:rPr>
-            <w:color w:val="0000EE"/>
-            <w:u w:val="single"/>
-          </w:rPr>
-          <w:t>10:48</w:t>
-        </w:r>
-      </w:hyperlink>
+      <w:r>
+        <w:rPr>
+          <w:lang w:val="ru_RU" w:bidi="ru_RU"/>
+        </w:rPr>
+        <w:t>10:48</w:t>
+      </w:r>
       <w:r>
         <w:rPr>
           <w:lang w:val="ru_RU" w:bidi="ru_RU"/>
         </w:rPr>
         <w:t xml:space="preserve">; </w:t>
       </w:r>
-      <w:hyperlink r:id="rId60">
-        <w:r>
-          <w:rPr>
-            <w:lang w:val="ru_RU" w:bidi="ru_RU"/>
-          </w:rPr>
-          <w:rPr>
-            <w:color w:val="0000EE"/>
-            <w:u w:val="single"/>
-          </w:rPr>
-          <w:t>19:5</w:t>
-        </w:r>
-      </w:hyperlink>
+      <w:r>
+        <w:rPr>
+          <w:lang w:val="ru_RU" w:bidi="ru_RU"/>
+        </w:rPr>
+        <w:t>19:5</w:t>
+      </w:r>
       <w:r>
         <w:rPr>
           <w:lang w:val="ru_RU" w:bidi="ru_RU"/>
         </w:rPr>
         <w:t>). Скорее всего, верующему задавали вопросы, на которые он давал ответы, тем самым исповедуя свою веру и посвящая себя Христу. Результатом крещения было принятие и отождествление себя с мессианской общиной завета, что приравнивалось к прощению грехов (</w:t>
       </w:r>
-      <w:hyperlink r:id="rId57">
-        <w:r>
-          <w:rPr>
-            <w:lang w:val="ru_RU" w:bidi="ru_RU"/>
-          </w:rPr>
-          <w:rPr>
-            <w:color w:val="0000EE"/>
-            <w:u w:val="single"/>
-          </w:rPr>
-          <w:t>Деян. 2:38</w:t>
-        </w:r>
-      </w:hyperlink>
+      <w:r>
+        <w:rPr>
+          <w:lang w:val="ru_RU" w:bidi="ru_RU"/>
+        </w:rPr>
+        <w:t>Деян. 2:38</w:t>
+      </w:r>
       <w:r>
         <w:rPr>
           <w:lang w:val="ru_RU" w:bidi="ru_RU"/>
         </w:rPr>
         <w:t xml:space="preserve">; </w:t>
       </w:r>
-      <w:hyperlink r:id="rId61">
-        <w:r>
-          <w:rPr>
-            <w:lang w:val="ru_RU" w:bidi="ru_RU"/>
-          </w:rPr>
-          <w:rPr>
-            <w:color w:val="0000EE"/>
-            <w:u w:val="single"/>
-          </w:rPr>
-          <w:t>5:31</w:t>
-        </w:r>
-      </w:hyperlink>
+      <w:r>
+        <w:rPr>
+          <w:lang w:val="ru_RU" w:bidi="ru_RU"/>
+        </w:rPr>
+        <w:t>5:31</w:t>
+      </w:r>
       <w:r>
         <w:rPr>
           <w:lang w:val="ru_RU" w:bidi="ru_RU"/>
         </w:rPr>
         <w:t xml:space="preserve">; </w:t>
       </w:r>
-      <w:hyperlink r:id="rId62">
-        <w:r>
-          <w:rPr>
-            <w:lang w:val="ru_RU" w:bidi="ru_RU"/>
-          </w:rPr>
-          <w:rPr>
-            <w:color w:val="0000EE"/>
-            <w:u w:val="single"/>
-          </w:rPr>
-          <w:t>10:43</w:t>
-        </w:r>
-      </w:hyperlink>
+      <w:r>
+        <w:rPr>
+          <w:lang w:val="ru_RU" w:bidi="ru_RU"/>
+        </w:rPr>
+        <w:t>10:43</w:t>
+      </w:r>
       <w:r>
         <w:rPr>
           <w:lang w:val="ru_RU" w:bidi="ru_RU"/>
         </w:rPr>
         <w:t xml:space="preserve">; </w:t>
       </w:r>
-      <w:hyperlink r:id="rId63">
-        <w:r>
-          <w:rPr>
-            <w:lang w:val="ru_RU" w:bidi="ru_RU"/>
-          </w:rPr>
-          <w:rPr>
-            <w:color w:val="0000EE"/>
-            <w:u w:val="single"/>
-          </w:rPr>
-          <w:t>13:38</w:t>
-        </w:r>
-      </w:hyperlink>
+      <w:r>
+        <w:rPr>
+          <w:lang w:val="ru_RU" w:bidi="ru_RU"/>
+        </w:rPr>
+        <w:t>13:38</w:t>
+      </w:r>
       <w:r>
         <w:rPr>
           <w:lang w:val="ru_RU" w:bidi="ru_RU"/>
         </w:rPr>
         <w:t xml:space="preserve">; </w:t>
       </w:r>
-      <w:hyperlink r:id="rId64">
-        <w:r>
-          <w:rPr>
-            <w:lang w:val="ru_RU" w:bidi="ru_RU"/>
-          </w:rPr>
-          <w:rPr>
-            <w:color w:val="0000EE"/>
-            <w:u w:val="single"/>
-          </w:rPr>
-          <w:t>26:18</w:t>
-        </w:r>
-      </w:hyperlink>
+      <w:r>
+        <w:rPr>
+          <w:lang w:val="ru_RU" w:bidi="ru_RU"/>
+        </w:rPr>
+        <w:t>26:18</w:t>
+      </w:r>
       <w:r>
         <w:rPr>
           <w:lang w:val="ru_RU" w:bidi="ru_RU"/>
         </w:rPr>
         <w:t>) и принятию Святого Духа (</w:t>
       </w:r>
-      <w:hyperlink r:id="rId65">
-        <w:r>
-          <w:rPr>
-            <w:lang w:val="ru_RU" w:bidi="ru_RU"/>
-          </w:rPr>
-          <w:rPr>
-            <w:color w:val="0000EE"/>
-            <w:u w:val="single"/>
-          </w:rPr>
-          <w:t>Лк. 3:16</w:t>
-        </w:r>
-      </w:hyperlink>
+      <w:r>
+        <w:rPr>
+          <w:lang w:val="ru_RU" w:bidi="ru_RU"/>
+        </w:rPr>
+        <w:t>Лк. 3:16</w:t>
+      </w:r>
       <w:r>
         <w:rPr>
           <w:lang w:val="ru_RU" w:bidi="ru_RU"/>
         </w:rPr>
         <w:t xml:space="preserve">; </w:t>
       </w:r>
-      <w:hyperlink r:id="rId57">
-        <w:r>
-          <w:rPr>
-            <w:lang w:val="ru_RU" w:bidi="ru_RU"/>
-          </w:rPr>
-          <w:rPr>
-            <w:color w:val="0000EE"/>
-            <w:u w:val="single"/>
-          </w:rPr>
-          <w:t>Деян.</w:t>
-        </w:r>
-      </w:hyperlink>
+      <w:r>
+        <w:rPr>
+          <w:lang w:val="ru_RU" w:bidi="ru_RU"/>
+        </w:rPr>
+        <w:t>Деян.</w:t>
+      </w:r>
       <w:r>
         <w:rPr>
           <w:lang w:val="ru_RU" w:bidi="ru_RU"/>
         </w:rPr>
         <w:t xml:space="preserve"> 2:38, 41; </w:t>
       </w:r>
-      <w:hyperlink r:id="rId66">
-        <w:r>
-          <w:rPr>
-            <w:lang w:val="ru_RU" w:bidi="ru_RU"/>
-          </w:rPr>
-          <w:rPr>
-            <w:color w:val="0000EE"/>
-            <w:u w:val="single"/>
-          </w:rPr>
-          <w:t>9:17</w:t>
-        </w:r>
-      </w:hyperlink>
+      <w:r>
+        <w:rPr>
+          <w:lang w:val="ru_RU" w:bidi="ru_RU"/>
+        </w:rPr>
+        <w:t>9:17</w:t>
+      </w:r>
       <w:r>
         <w:rPr>
           <w:lang w:val="ru_RU" w:bidi="ru_RU"/>
         </w:rPr>
         <w:t xml:space="preserve">; </w:t>
       </w:r>
-      <w:hyperlink r:id="rId67">
-        <w:r>
-          <w:rPr>
-            <w:lang w:val="ru_RU" w:bidi="ru_RU"/>
-          </w:rPr>
-          <w:rPr>
-            <w:color w:val="0000EE"/>
-            <w:u w:val="single"/>
-          </w:rPr>
-          <w:t>10:47–48</w:t>
-        </w:r>
-      </w:hyperlink>
+      <w:r>
+        <w:rPr>
+          <w:lang w:val="ru_RU" w:bidi="ru_RU"/>
+        </w:rPr>
+        <w:t>10:47–48</w:t>
+      </w:r>
       <w:r>
         <w:rPr>
           <w:lang w:val="ru_RU" w:bidi="ru_RU"/>
         </w:rPr>
         <w:t xml:space="preserve">; </w:t>
       </w:r>
-      <w:hyperlink r:id="rId68">
-        <w:r>
-          <w:rPr>
-            <w:lang w:val="ru_RU" w:bidi="ru_RU"/>
-          </w:rPr>
-          <w:rPr>
-            <w:color w:val="0000EE"/>
-            <w:u w:val="single"/>
-          </w:rPr>
-          <w:t>11:16–17</w:t>
-        </w:r>
-      </w:hyperlink>
+      <w:r>
+        <w:rPr>
+          <w:lang w:val="ru_RU" w:bidi="ru_RU"/>
+        </w:rPr>
+        <w:t>11:16–17</w:t>
+      </w:r>
       <w:r>
         <w:rPr>
           <w:lang w:val="ru_RU" w:bidi="ru_RU"/>
         </w:rPr>
         <w:t xml:space="preserve">; </w:t>
       </w:r>
-      <w:hyperlink r:id="rId69">
-        <w:r>
-          <w:rPr>
-            <w:lang w:val="ru_RU" w:bidi="ru_RU"/>
-          </w:rPr>
-          <w:rPr>
-            <w:color w:val="0000EE"/>
-            <w:u w:val="single"/>
-          </w:rPr>
-          <w:t>19:5–7</w:t>
-        </w:r>
-      </w:hyperlink>
+      <w:r>
+        <w:rPr>
+          <w:lang w:val="ru_RU" w:bidi="ru_RU"/>
+        </w:rPr>
+        <w:t>19:5–7</w:t>
+      </w:r>
       <w:r>
         <w:rPr>
           <w:lang w:val="ru_RU" w:bidi="ru_RU"/>
@@ -1701,144 +1335,96 @@
         </w:rPr>
         <w:t xml:space="preserve">Основополагающее утверждение Павла касательно крещения содержится в </w:t>
       </w:r>
-      <w:hyperlink r:id="rId70">
-        <w:r>
-          <w:rPr>
-            <w:lang w:val="ru_RU" w:bidi="ru_RU"/>
-          </w:rPr>
-          <w:rPr>
-            <w:color w:val="0000EE"/>
-            <w:u w:val="single"/>
-          </w:rPr>
-          <w:t>Галатам 3:27</w:t>
-        </w:r>
-      </w:hyperlink>
+      <w:r>
+        <w:rPr>
+          <w:lang w:val="ru_RU" w:bidi="ru_RU"/>
+        </w:rPr>
+        <w:t>Галатам 3:27</w:t>
+      </w:r>
       <w:r>
         <w:rPr>
           <w:lang w:val="ru_RU" w:bidi="ru_RU"/>
         </w:rPr>
         <w:t xml:space="preserve"> - «во Христа крестившиеся». Акт крещения является христологическим по своей сути и знаменует наше соединение со Христом. Такая мысль дополнительно поясняется </w:t>
       </w:r>
-      <w:hyperlink r:id="rId71">
-        <w:r>
-          <w:rPr>
-            <w:lang w:val="ru_RU" w:bidi="ru_RU"/>
-          </w:rPr>
-          <w:rPr>
-            <w:color w:val="0000EE"/>
-            <w:u w:val="single"/>
-          </w:rPr>
-          <w:t>в Римлянам 6:3–8</w:t>
-        </w:r>
-      </w:hyperlink>
+      <w:r>
+        <w:rPr>
+          <w:lang w:val="ru_RU" w:bidi="ru_RU"/>
+        </w:rPr>
+        <w:t>в Римлянам 6:3–8</w:t>
+      </w:r>
       <w:r>
         <w:rPr>
           <w:lang w:val="ru_RU" w:bidi="ru_RU"/>
         </w:rPr>
         <w:t xml:space="preserve">, где крещение символизирует духовные смерть и воскресение (ср. </w:t>
       </w:r>
-      <w:hyperlink r:id="rId72">
-        <w:r>
-          <w:rPr>
-            <w:lang w:val="ru_RU" w:bidi="ru_RU"/>
-          </w:rPr>
-          <w:rPr>
-            <w:color w:val="0000EE"/>
-            <w:u w:val="single"/>
-          </w:rPr>
-          <w:t>Кол. 2:12–13</w:t>
-        </w:r>
-      </w:hyperlink>
+      <w:r>
+        <w:rPr>
+          <w:lang w:val="ru_RU" w:bidi="ru_RU"/>
+        </w:rPr>
+        <w:t>Кол. 2:12–13</w:t>
+      </w:r>
       <w:r>
         <w:rPr>
           <w:lang w:val="ru_RU" w:bidi="ru_RU"/>
         </w:rPr>
         <w:t xml:space="preserve">). Вместе с тем крещение связано с Духом; а в </w:t>
       </w:r>
-      <w:hyperlink r:id="rId73">
-        <w:r>
-          <w:rPr>
-            <w:lang w:val="ru_RU" w:bidi="ru_RU"/>
-          </w:rPr>
-          <w:rPr>
-            <w:color w:val="0000EE"/>
-            <w:u w:val="single"/>
-          </w:rPr>
-          <w:t>1 Коринфянам 12:13</w:t>
-        </w:r>
-      </w:hyperlink>
+      <w:r>
+        <w:rPr>
+          <w:lang w:val="ru_RU" w:bidi="ru_RU"/>
+        </w:rPr>
+        <w:t>1 Коринфянам 12:13</w:t>
+      </w:r>
       <w:r>
         <w:rPr>
           <w:lang w:val="ru_RU" w:bidi="ru_RU"/>
         </w:rPr>
         <w:t xml:space="preserve"> «крещение одним Духом» связывается с получением «дара Того же Духа». Многие рассматривают крещении как внешнее подтверждение внутренней «печати» Духа (</w:t>
       </w:r>
-      <w:hyperlink r:id="rId74">
-        <w:r>
-          <w:rPr>
-            <w:lang w:val="ru_RU" w:bidi="ru_RU"/>
-          </w:rPr>
-          <w:rPr>
-            <w:color w:val="0000EE"/>
-            <w:u w:val="single"/>
-          </w:rPr>
-          <w:t>2 Кор. 1:21–22</w:t>
-        </w:r>
-      </w:hyperlink>
+      <w:r>
+        <w:rPr>
+          <w:lang w:val="ru_RU" w:bidi="ru_RU"/>
+        </w:rPr>
+        <w:t>2 Кор. 1:21–22</w:t>
+      </w:r>
       <w:r>
         <w:rPr>
           <w:lang w:val="ru_RU" w:bidi="ru_RU"/>
         </w:rPr>
         <w:t xml:space="preserve">; </w:t>
       </w:r>
-      <w:hyperlink r:id="rId75">
-        <w:r>
-          <w:rPr>
-            <w:lang w:val="ru_RU" w:bidi="ru_RU"/>
-          </w:rPr>
-          <w:rPr>
-            <w:color w:val="0000EE"/>
-            <w:u w:val="single"/>
-          </w:rPr>
-          <w:t>Еф. 1:13</w:t>
-        </w:r>
-      </w:hyperlink>
+      <w:r>
+        <w:rPr>
+          <w:lang w:val="ru_RU" w:bidi="ru_RU"/>
+        </w:rPr>
+        <w:t>Еф. 1:13</w:t>
+      </w:r>
       <w:r>
         <w:rPr>
           <w:lang w:val="ru_RU" w:bidi="ru_RU"/>
         </w:rPr>
         <w:t xml:space="preserve">; </w:t>
       </w:r>
-      <w:hyperlink r:id="rId76">
-        <w:r>
-          <w:rPr>
-            <w:lang w:val="ru_RU" w:bidi="ru_RU"/>
-          </w:rPr>
-          <w:rPr>
-            <w:color w:val="0000EE"/>
-            <w:u w:val="single"/>
-          </w:rPr>
-          <w:t>4:30</w:t>
-        </w:r>
-      </w:hyperlink>
+      <w:r>
+        <w:rPr>
+          <w:lang w:val="ru_RU" w:bidi="ru_RU"/>
+        </w:rPr>
+        <w:t>4:30</w:t>
+      </w:r>
       <w:r>
         <w:rPr>
           <w:lang w:val="ru_RU" w:bidi="ru_RU"/>
         </w:rPr>
         <w:t>). Это подводит нас к эсхатологической перспективе крещения. Относительно работы Христа и Святого Духа сегодня, оно символизирует излияние спасения и является обрядом посвящения, обозначающий вступление верующего в новую эпоху и наследование благословений (</w:t>
       </w:r>
-      <w:hyperlink r:id="rId77">
-        <w:r>
-          <w:rPr>
-            <w:lang w:val="ru_RU" w:bidi="ru_RU"/>
-          </w:rPr>
-          <w:rPr>
-            <w:color w:val="0000EE"/>
-            <w:u w:val="single"/>
-          </w:rPr>
-          <w:t>Тит. 3:5</w:t>
-        </w:r>
-      </w:hyperlink>
+      <w:r>
+        <w:rPr>
+          <w:lang w:val="ru_RU" w:bidi="ru_RU"/>
+        </w:rPr>
+        <w:t>Тит. 3:5</w:t>
+      </w:r>
       <w:r>
         <w:rPr>
           <w:lang w:val="ru_RU" w:bidi="ru_RU"/>
@@ -1859,108 +1445,72 @@
         </w:rPr>
         <w:t xml:space="preserve">Существует также определенная связь между крещением и заветами Ветхого Завета. Самая главная связь находится в завете, данном Аврааму, и в обрезании, характеризующем тот завет. Когда Павел в </w:t>
       </w:r>
-      <w:hyperlink r:id="rId78">
-        <w:r>
-          <w:rPr>
-            <w:lang w:val="ru_RU" w:bidi="ru_RU"/>
-          </w:rPr>
-          <w:rPr>
-            <w:color w:val="0000EE"/>
-            <w:u w:val="single"/>
-          </w:rPr>
-          <w:t>Колоссянам 2:11–12</w:t>
-        </w:r>
-      </w:hyperlink>
+      <w:r>
+        <w:rPr>
+          <w:lang w:val="ru_RU" w:bidi="ru_RU"/>
+        </w:rPr>
+        <w:t>Колоссянам 2:11–12</w:t>
+      </w:r>
       <w:r>
         <w:rPr>
           <w:lang w:val="ru_RU" w:bidi="ru_RU"/>
         </w:rPr>
         <w:t xml:space="preserve"> говорит об искупительной работе Христа, он связывает иудейское обрезание с христианским крещением. Сегодняшняя полемика ведется вокруг степени преемственности между ними, а именно: выполняет ли крещение в Новом завете ту же функцию, что и обрезание, то есть осуждающее и вменяющее? Какими бы ни были теологические рассуждения, нельзя сказать, что Павел утверждал именно это. Скорее всего, апостол заимствовал здесь иудейско-христианский образ «обрезания сердца» (</w:t>
       </w:r>
-      <w:hyperlink r:id="rId79">
-        <w:r>
-          <w:rPr>
-            <w:lang w:val="ru_RU" w:bidi="ru_RU"/>
-          </w:rPr>
-          <w:rPr>
-            <w:color w:val="0000EE"/>
-            <w:u w:val="single"/>
-          </w:rPr>
-          <w:t>Втор. 10:16</w:t>
-        </w:r>
-      </w:hyperlink>
+      <w:r>
+        <w:rPr>
+          <w:lang w:val="ru_RU" w:bidi="ru_RU"/>
+        </w:rPr>
+        <w:t>Втор. 10:16</w:t>
+      </w:r>
       <w:r>
         <w:rPr>
           <w:lang w:val="ru_RU" w:bidi="ru_RU"/>
         </w:rPr>
         <w:t xml:space="preserve">; </w:t>
       </w:r>
-      <w:hyperlink r:id="rId80">
-        <w:r>
-          <w:rPr>
-            <w:lang w:val="ru_RU" w:bidi="ru_RU"/>
-          </w:rPr>
-          <w:rPr>
-            <w:color w:val="0000EE"/>
-            <w:u w:val="single"/>
-          </w:rPr>
-          <w:t>30:6</w:t>
-        </w:r>
-      </w:hyperlink>
+      <w:r>
+        <w:rPr>
+          <w:lang w:val="ru_RU" w:bidi="ru_RU"/>
+        </w:rPr>
+        <w:t>30:6</w:t>
+      </w:r>
       <w:r>
         <w:rPr>
           <w:lang w:val="ru_RU" w:bidi="ru_RU"/>
         </w:rPr>
         <w:t xml:space="preserve">; </w:t>
       </w:r>
-      <w:hyperlink r:id="rId81">
-        <w:r>
-          <w:rPr>
-            <w:lang w:val="ru_RU" w:bidi="ru_RU"/>
-          </w:rPr>
-          <w:rPr>
-            <w:color w:val="0000EE"/>
-            <w:u w:val="single"/>
-          </w:rPr>
-          <w:t>Иер. 4:4</w:t>
-        </w:r>
-      </w:hyperlink>
+      <w:r>
+        <w:rPr>
+          <w:lang w:val="ru_RU" w:bidi="ru_RU"/>
+        </w:rPr>
+        <w:t>Иер. 4:4</w:t>
+      </w:r>
       <w:r>
         <w:rPr>
           <w:lang w:val="ru_RU" w:bidi="ru_RU"/>
         </w:rPr>
         <w:t xml:space="preserve">; </w:t>
       </w:r>
-      <w:hyperlink r:id="rId82">
-        <w:r>
-          <w:rPr>
-            <w:lang w:val="ru_RU" w:bidi="ru_RU"/>
-          </w:rPr>
-          <w:rPr>
-            <w:color w:val="0000EE"/>
-            <w:u w:val="single"/>
-          </w:rPr>
-          <w:t>Рим. 2:28–29</w:t>
-        </w:r>
-      </w:hyperlink>
+      <w:r>
+        <w:rPr>
+          <w:lang w:val="ru_RU" w:bidi="ru_RU"/>
+        </w:rPr>
+        <w:t>Рим. 2:28–29</w:t>
+      </w:r>
       <w:r>
         <w:rPr>
           <w:lang w:val="ru_RU" w:bidi="ru_RU"/>
         </w:rPr>
         <w:t xml:space="preserve">; </w:t>
       </w:r>
-      <w:hyperlink r:id="rId83">
-        <w:r>
-          <w:rPr>
-            <w:lang w:val="ru_RU" w:bidi="ru_RU"/>
-          </w:rPr>
-          <w:rPr>
-            <w:color w:val="0000EE"/>
-            <w:u w:val="single"/>
-          </w:rPr>
-          <w:t>Фил. 3:3</w:t>
-        </w:r>
-      </w:hyperlink>
+      <w:r>
+        <w:rPr>
+          <w:lang w:val="ru_RU" w:bidi="ru_RU"/>
+        </w:rPr>
+        <w:t>Фил. 3:3</w:t>
+      </w:r>
       <w:r>
         <w:rPr>
           <w:lang w:val="ru_RU" w:bidi="ru_RU"/>
@@ -1981,18 +1531,12 @@
         </w:rPr>
         <w:t xml:space="preserve">Согласно </w:t>
       </w:r>
-      <w:hyperlink r:id="rId84">
-        <w:r>
-          <w:rPr>
-            <w:lang w:val="ru_RU" w:bidi="ru_RU"/>
-          </w:rPr>
-          <w:rPr>
-            <w:color w:val="0000EE"/>
-            <w:u w:val="single"/>
-          </w:rPr>
-          <w:t>1 Петра 3:19–21</w:t>
-        </w:r>
-      </w:hyperlink>
+      <w:r>
+        <w:rPr>
+          <w:lang w:val="ru_RU" w:bidi="ru_RU"/>
+        </w:rPr>
+        <w:t>1 Петра 3:19–21</w:t>
+      </w:r>
       <w:r>
         <w:rPr>
           <w:lang w:val="ru_RU" w:bidi="ru_RU"/>
@@ -2074,108 +1618,72 @@
         </w:rPr>
         <w:t>Крит имеет важное значение в истории христианской церкви. Когда Павел был отправлен в Рим как узник, его корабль укрылся от шторма в Хороших Пристанях (</w:t>
       </w:r>
-      <w:hyperlink r:id="rId85">
-        <w:r>
-          <w:rPr>
-            <w:lang w:val="ru_RU" w:bidi="ru_RU"/>
-          </w:rPr>
-          <w:rPr>
-            <w:color w:val="0000EE"/>
-            <w:u w:val="single"/>
-          </w:rPr>
-          <w:t>Деян. 27:8</w:t>
-        </w:r>
-      </w:hyperlink>
+      <w:r>
+        <w:rPr>
+          <w:lang w:val="ru_RU" w:bidi="ru_RU"/>
+        </w:rPr>
+        <w:t>Деян. 27:8</w:t>
+      </w:r>
       <w:r>
         <w:rPr>
           <w:lang w:val="ru_RU" w:bidi="ru_RU"/>
         </w:rPr>
         <w:t xml:space="preserve">). Корабль попытался достичь более крупной гавани Финик (ст. </w:t>
       </w:r>
-      <w:hyperlink r:id="rId86">
-        <w:r>
-          <w:rPr>
-            <w:lang w:val="ru_RU" w:bidi="ru_RU"/>
-          </w:rPr>
-          <w:rPr>
-            <w:color w:val="0000EE"/>
-            <w:u w:val="single"/>
-          </w:rPr>
-          <w:t>12</w:t>
-        </w:r>
-      </w:hyperlink>
+      <w:r>
+        <w:rPr>
+          <w:lang w:val="ru_RU" w:bidi="ru_RU"/>
+        </w:rPr>
+        <w:t>12</w:t>
+      </w:r>
       <w:r>
         <w:rPr>
           <w:lang w:val="ru_RU" w:bidi="ru_RU"/>
         </w:rPr>
         <w:t xml:space="preserve">), но сбился с курса, после чего он нашёл убежище у острова Клавда, расположенного с юго-западной стороны от острова Крит (ст. </w:t>
       </w:r>
-      <w:hyperlink r:id="rId87">
-        <w:r>
-          <w:rPr>
-            <w:lang w:val="ru_RU" w:bidi="ru_RU"/>
-          </w:rPr>
-          <w:rPr>
-            <w:color w:val="0000EE"/>
-            <w:u w:val="single"/>
-          </w:rPr>
-          <w:t>16</w:t>
-        </w:r>
-      </w:hyperlink>
+      <w:r>
+        <w:rPr>
+          <w:lang w:val="ru_RU" w:bidi="ru_RU"/>
+        </w:rPr>
+        <w:t>16</w:t>
+      </w:r>
       <w:r>
         <w:rPr>
           <w:lang w:val="ru_RU" w:bidi="ru_RU"/>
         </w:rPr>
         <w:t>). Скорее всего Павел смог посетить Крит после своего освобождения из тюрьмы в Риме, поскольку в послании к Титу апостол говорит: «Я оставил тебя в Крите» (</w:t>
       </w:r>
-      <w:hyperlink r:id="rId88">
-        <w:r>
-          <w:rPr>
-            <w:lang w:val="ru_RU" w:bidi="ru_RU"/>
-          </w:rPr>
-          <w:rPr>
-            <w:color w:val="0000EE"/>
-            <w:u w:val="single"/>
-          </w:rPr>
-          <w:t>Титу 1:5</w:t>
-        </w:r>
-      </w:hyperlink>
+      <w:r>
+        <w:rPr>
+          <w:lang w:val="ru_RU" w:bidi="ru_RU"/>
+        </w:rPr>
+        <w:t>Титу 1:5</w:t>
+      </w:r>
       <w:r>
         <w:rPr>
           <w:lang w:val="ru_RU" w:bidi="ru_RU"/>
         </w:rPr>
         <w:t>). На основании этого, а также других свидетельств, многие учёные приходят к выводу, что после того, как Павел был освобождён из тюрьмы, он ещё в течение долгого времени продолжал служение вплоть до своего второго заключения в тюрьму и последующей казни (</w:t>
       </w:r>
-      <w:hyperlink r:id="rId89">
-        <w:r>
-          <w:rPr>
-            <w:lang w:val="ru_RU" w:bidi="ru_RU"/>
-          </w:rPr>
-          <w:rPr>
-            <w:color w:val="0000EE"/>
-            <w:u w:val="single"/>
-          </w:rPr>
-          <w:t>2 Тим. 4:6</w:t>
-        </w:r>
-      </w:hyperlink>
+      <w:r>
+        <w:rPr>
+          <w:lang w:val="ru_RU" w:bidi="ru_RU"/>
+        </w:rPr>
+        <w:t>2 Тим. 4:6</w:t>
+      </w:r>
       <w:r>
         <w:rPr>
           <w:lang w:val="ru_RU" w:bidi="ru_RU"/>
         </w:rPr>
         <w:t>). О жителях Крита Павел не смог сказать ничего хорошего. Он даже процитировал одного из поэтов, который говорил, что «критяне всегда лжецы, злые звери, утробы ленивые» (</w:t>
       </w:r>
-      <w:hyperlink r:id="rId90">
-        <w:r>
-          <w:rPr>
-            <w:lang w:val="ru_RU" w:bidi="ru_RU"/>
-          </w:rPr>
-          <w:rPr>
-            <w:color w:val="0000EE"/>
-            <w:u w:val="single"/>
-          </w:rPr>
-          <w:t>Тит. 1:12</w:t>
-        </w:r>
-      </w:hyperlink>
+      <w:r>
+        <w:rPr>
+          <w:lang w:val="ru_RU" w:bidi="ru_RU"/>
+        </w:rPr>
+        <w:t>Тит. 1:12</w:t>
+      </w:r>
       <w:r>
         <w:rPr>
           <w:lang w:val="ru_RU" w:bidi="ru_RU"/>
@@ -2244,126 +1752,84 @@
         </w:rPr>
         <w:t>В Ветхом Завете слово означает относиться к кому-то с милостью или снисхождением (</w:t>
       </w:r>
-      <w:hyperlink r:id="rId91">
-        <w:r>
-          <w:rPr>
-            <w:lang w:val="ru_RU" w:bidi="ru_RU"/>
-          </w:rPr>
-          <w:rPr>
-            <w:color w:val="0000EE"/>
-            <w:u w:val="single"/>
-          </w:rPr>
-          <w:t>2Цар. 22:36</w:t>
-        </w:r>
-      </w:hyperlink>
+      <w:r>
+        <w:rPr>
+          <w:lang w:val="ru_RU" w:bidi="ru_RU"/>
+        </w:rPr>
+        <w:t>2Цар. 22:36</w:t>
+      </w:r>
       <w:r>
         <w:rPr>
           <w:lang w:val="ru_RU" w:bidi="ru_RU"/>
         </w:rPr>
         <w:t xml:space="preserve">; ср. </w:t>
       </w:r>
-      <w:hyperlink r:id="rId92">
-        <w:r>
-          <w:rPr>
-            <w:lang w:val="ru_RU" w:bidi="ru_RU"/>
-          </w:rPr>
-          <w:rPr>
-            <w:color w:val="0000EE"/>
-            <w:u w:val="single"/>
-          </w:rPr>
-          <w:t>Пс. 17:35</w:t>
-        </w:r>
-      </w:hyperlink>
+      <w:r>
+        <w:rPr>
+          <w:lang w:val="ru_RU" w:bidi="ru_RU"/>
+        </w:rPr>
+        <w:t>Пс. 17:35</w:t>
+      </w:r>
       <w:r>
         <w:rPr>
           <w:lang w:val="ru_RU" w:bidi="ru_RU"/>
         </w:rPr>
         <w:t>). Формы прилагательного и наречия («кроткий», «кротко») означать относиться вежливо и без претензий (</w:t>
       </w:r>
-      <w:hyperlink r:id="rId93">
-        <w:r>
-          <w:rPr>
-            <w:lang w:val="ru_RU" w:bidi="ru_RU"/>
-          </w:rPr>
-          <w:rPr>
-            <w:color w:val="0000EE"/>
-            <w:u w:val="single"/>
-          </w:rPr>
-          <w:t>Пр. 15:4</w:t>
-        </w:r>
-      </w:hyperlink>
+      <w:r>
+        <w:rPr>
+          <w:lang w:val="ru_RU" w:bidi="ru_RU"/>
+        </w:rPr>
+        <w:t>Пр. 15:4</w:t>
+      </w:r>
       <w:r>
         <w:rPr>
           <w:lang w:val="ru_RU" w:bidi="ru_RU"/>
         </w:rPr>
         <w:t>), тихо и спокойно (</w:t>
       </w:r>
-      <w:hyperlink r:id="rId94">
-        <w:r>
-          <w:rPr>
-            <w:lang w:val="ru_RU" w:bidi="ru_RU"/>
-          </w:rPr>
-          <w:rPr>
-            <w:color w:val="0000EE"/>
-            <w:u w:val="single"/>
-          </w:rPr>
-          <w:t>Втор. 32:2</w:t>
-        </w:r>
-      </w:hyperlink>
+      <w:r>
+        <w:rPr>
+          <w:lang w:val="ru_RU" w:bidi="ru_RU"/>
+        </w:rPr>
+        <w:t>Втор. 32:2</w:t>
+      </w:r>
       <w:r>
         <w:rPr>
           <w:lang w:val="ru_RU" w:bidi="ru_RU"/>
         </w:rPr>
         <w:t xml:space="preserve">; </w:t>
       </w:r>
-      <w:hyperlink r:id="rId95">
-        <w:r>
-          <w:rPr>
-            <w:lang w:val="ru_RU" w:bidi="ru_RU"/>
-          </w:rPr>
-          <w:rPr>
-            <w:color w:val="0000EE"/>
-            <w:u w:val="single"/>
-          </w:rPr>
-          <w:t>Ис. 8:6</w:t>
-        </w:r>
-      </w:hyperlink>
+      <w:r>
+        <w:rPr>
+          <w:lang w:val="ru_RU" w:bidi="ru_RU"/>
+        </w:rPr>
+        <w:t>Ис. 8:6</w:t>
+      </w:r>
       <w:r>
         <w:rPr>
           <w:lang w:val="ru_RU" w:bidi="ru_RU"/>
         </w:rPr>
         <w:t>) или без грубости (</w:t>
       </w:r>
-      <w:hyperlink r:id="rId96">
-        <w:r>
-          <w:rPr>
-            <w:lang w:val="ru_RU" w:bidi="ru_RU"/>
-          </w:rPr>
-          <w:rPr>
-            <w:color w:val="0000EE"/>
-            <w:u w:val="single"/>
-          </w:rPr>
-          <w:t>2Цар. 18:5</w:t>
-        </w:r>
-      </w:hyperlink>
+      <w:r>
+        <w:rPr>
+          <w:lang w:val="ru_RU" w:bidi="ru_RU"/>
+        </w:rPr>
+        <w:t>2Цар. 18:5</w:t>
+      </w:r>
       <w:r>
         <w:rPr>
           <w:lang w:val="ru_RU" w:bidi="ru_RU"/>
         </w:rPr>
         <w:t xml:space="preserve">; </w:t>
       </w:r>
-      <w:hyperlink r:id="rId97">
-        <w:r>
-          <w:rPr>
-            <w:lang w:val="ru_RU" w:bidi="ru_RU"/>
-          </w:rPr>
-          <w:rPr>
-            <w:color w:val="0000EE"/>
-            <w:u w:val="single"/>
-          </w:rPr>
-          <w:t>Иов. 5:11</w:t>
-        </w:r>
-      </w:hyperlink>
+      <w:r>
+        <w:rPr>
+          <w:lang w:val="ru_RU" w:bidi="ru_RU"/>
+        </w:rPr>
+        <w:t>Иов. 5:11</w:t>
+      </w:r>
       <w:r>
         <w:rPr>
           <w:lang w:val="ru_RU" w:bidi="ru_RU"/>
@@ -2384,270 +1850,180 @@
         </w:rPr>
         <w:t>Несколько слов в Новом Завете переведены как «кротость», «кроткий» или «кротко». Это включает такие оттенки значения, как (1), мягкость и терпение (</w:t>
       </w:r>
-      <w:hyperlink r:id="rId98">
-        <w:r>
-          <w:rPr>
-            <w:lang w:val="ru_RU" w:bidi="ru_RU"/>
-          </w:rPr>
-          <w:rPr>
-            <w:color w:val="0000EE"/>
-            <w:u w:val="single"/>
-          </w:rPr>
-          <w:t>Мф. 11:29</w:t>
-        </w:r>
-      </w:hyperlink>
+      <w:r>
+        <w:rPr>
+          <w:lang w:val="ru_RU" w:bidi="ru_RU"/>
+        </w:rPr>
+        <w:t>Мф. 11:29</w:t>
+      </w:r>
       <w:r>
         <w:rPr>
           <w:lang w:val="ru_RU" w:bidi="ru_RU"/>
         </w:rPr>
         <w:t xml:space="preserve">; </w:t>
       </w:r>
-      <w:hyperlink r:id="rId99">
-        <w:r>
-          <w:rPr>
-            <w:lang w:val="ru_RU" w:bidi="ru_RU"/>
-          </w:rPr>
-          <w:rPr>
-            <w:color w:val="0000EE"/>
-            <w:u w:val="single"/>
-          </w:rPr>
-          <w:t>1Кор. 4:21</w:t>
-        </w:r>
-      </w:hyperlink>
+      <w:r>
+        <w:rPr>
+          <w:lang w:val="ru_RU" w:bidi="ru_RU"/>
+        </w:rPr>
+        <w:t>1Кор. 4:21</w:t>
+      </w:r>
       <w:r>
         <w:rPr>
           <w:lang w:val="ru_RU" w:bidi="ru_RU"/>
         </w:rPr>
         <w:t xml:space="preserve">; </w:t>
       </w:r>
-      <w:hyperlink r:id="rId100">
-        <w:r>
-          <w:rPr>
-            <w:lang w:val="ru_RU" w:bidi="ru_RU"/>
-          </w:rPr>
-          <w:rPr>
-            <w:color w:val="0000EE"/>
-            <w:u w:val="single"/>
-          </w:rPr>
-          <w:t>2Кор. 10:1</w:t>
-        </w:r>
-      </w:hyperlink>
+      <w:r>
+        <w:rPr>
+          <w:lang w:val="ru_RU" w:bidi="ru_RU"/>
+        </w:rPr>
+        <w:t>2Кор. 10:1</w:t>
+      </w:r>
       <w:r>
         <w:rPr>
           <w:lang w:val="ru_RU" w:bidi="ru_RU"/>
         </w:rPr>
         <w:t xml:space="preserve">; </w:t>
       </w:r>
-      <w:hyperlink r:id="rId101">
-        <w:r>
-          <w:rPr>
-            <w:lang w:val="ru_RU" w:bidi="ru_RU"/>
-          </w:rPr>
-          <w:rPr>
-            <w:color w:val="0000EE"/>
-            <w:u w:val="single"/>
-          </w:rPr>
-          <w:t>Гал. 5:23</w:t>
-        </w:r>
-      </w:hyperlink>
+      <w:r>
+        <w:rPr>
+          <w:lang w:val="ru_RU" w:bidi="ru_RU"/>
+        </w:rPr>
+        <w:t>Гал. 5:23</w:t>
+      </w:r>
       <w:r>
         <w:rPr>
           <w:lang w:val="ru_RU" w:bidi="ru_RU"/>
         </w:rPr>
         <w:t xml:space="preserve">; </w:t>
       </w:r>
-      <w:hyperlink r:id="rId102">
-        <w:r>
-          <w:rPr>
-            <w:lang w:val="ru_RU" w:bidi="ru_RU"/>
-          </w:rPr>
-          <w:rPr>
-            <w:color w:val="0000EE"/>
-            <w:u w:val="single"/>
-          </w:rPr>
-          <w:t>1Тим. 6:11</w:t>
-        </w:r>
-      </w:hyperlink>
+      <w:r>
+        <w:rPr>
+          <w:lang w:val="ru_RU" w:bidi="ru_RU"/>
+        </w:rPr>
+        <w:t>1Тим. 6:11</w:t>
+      </w:r>
       <w:r>
         <w:rPr>
           <w:lang w:val="ru_RU" w:bidi="ru_RU"/>
         </w:rPr>
         <w:t xml:space="preserve">; </w:t>
       </w:r>
-      <w:hyperlink r:id="rId103">
-        <w:r>
-          <w:rPr>
-            <w:lang w:val="ru_RU" w:bidi="ru_RU"/>
-          </w:rPr>
-          <w:rPr>
-            <w:color w:val="0000EE"/>
-            <w:u w:val="single"/>
-          </w:rPr>
-          <w:t>1Петр. 3:4</w:t>
-        </w:r>
-      </w:hyperlink>
+      <w:r>
+        <w:rPr>
+          <w:lang w:val="ru_RU" w:bidi="ru_RU"/>
+        </w:rPr>
+        <w:t>1Петр. 3:4</w:t>
+      </w:r>
       <w:r>
         <w:rPr>
           <w:lang w:val="ru_RU" w:bidi="ru_RU"/>
         </w:rPr>
         <w:t>, 15), или скромное отношение без предубеждения (</w:t>
       </w:r>
-      <w:hyperlink r:id="rId104">
-        <w:r>
-          <w:rPr>
-            <w:lang w:val="ru_RU" w:bidi="ru_RU"/>
-          </w:rPr>
-          <w:rPr>
-            <w:color w:val="0000EE"/>
-            <w:u w:val="single"/>
-          </w:rPr>
-          <w:t>2Тим. 2:25</w:t>
-        </w:r>
-      </w:hyperlink>
+      <w:r>
+        <w:rPr>
+          <w:lang w:val="ru_RU" w:bidi="ru_RU"/>
+        </w:rPr>
+        <w:t>2Тим. 2:25</w:t>
+      </w:r>
       <w:r>
         <w:rPr>
           <w:lang w:val="ru_RU" w:bidi="ru_RU"/>
         </w:rPr>
         <w:t>); (2), проявление доброты по отношению к другим (</w:t>
       </w:r>
-      <w:hyperlink r:id="rId105">
-        <w:r>
-          <w:rPr>
-            <w:lang w:val="ru_RU" w:bidi="ru_RU"/>
-          </w:rPr>
-          <w:rPr>
-            <w:color w:val="0000EE"/>
-            <w:u w:val="single"/>
-          </w:rPr>
-          <w:t>1Фес. 2:7</w:t>
-        </w:r>
-      </w:hyperlink>
+      <w:r>
+        <w:rPr>
+          <w:lang w:val="ru_RU" w:bidi="ru_RU"/>
+        </w:rPr>
+        <w:t>1Фес. 2:7</w:t>
+      </w:r>
       <w:r>
         <w:rPr>
           <w:lang w:val="ru_RU" w:bidi="ru_RU"/>
         </w:rPr>
         <w:t xml:space="preserve">; </w:t>
       </w:r>
-      <w:hyperlink r:id="rId106">
-        <w:r>
-          <w:rPr>
-            <w:lang w:val="ru_RU" w:bidi="ru_RU"/>
-          </w:rPr>
-          <w:rPr>
-            <w:color w:val="0000EE"/>
-            <w:u w:val="single"/>
-          </w:rPr>
-          <w:t>2Тим. 2:24</w:t>
-        </w:r>
-      </w:hyperlink>
+      <w:r>
+        <w:rPr>
+          <w:lang w:val="ru_RU" w:bidi="ru_RU"/>
+        </w:rPr>
+        <w:t>2Тим. 2:24</w:t>
+      </w:r>
       <w:r>
         <w:rPr>
           <w:lang w:val="ru_RU" w:bidi="ru_RU"/>
         </w:rPr>
         <w:t>); и (3) приличное, справедливое и достойное поведение (</w:t>
       </w:r>
-      <w:hyperlink r:id="rId107">
-        <w:r>
-          <w:rPr>
-            <w:lang w:val="ru_RU" w:bidi="ru_RU"/>
-          </w:rPr>
-          <w:rPr>
-            <w:color w:val="0000EE"/>
-            <w:u w:val="single"/>
-          </w:rPr>
-          <w:t>1Тим. 3:3</w:t>
-        </w:r>
-      </w:hyperlink>
+      <w:r>
+        <w:rPr>
+          <w:lang w:val="ru_RU" w:bidi="ru_RU"/>
+        </w:rPr>
+        <w:t>1Тим. 3:3</w:t>
+      </w:r>
       <w:r>
         <w:rPr>
           <w:lang w:val="ru_RU" w:bidi="ru_RU"/>
         </w:rPr>
         <w:t xml:space="preserve">); </w:t>
       </w:r>
-      <w:hyperlink r:id="rId108">
-        <w:r>
-          <w:rPr>
-            <w:lang w:val="ru_RU" w:bidi="ru_RU"/>
-          </w:rPr>
-          <w:rPr>
-            <w:color w:val="0000EE"/>
-            <w:u w:val="single"/>
-          </w:rPr>
-          <w:t>Тит. 3:2</w:t>
-        </w:r>
-      </w:hyperlink>
+      <w:r>
+        <w:rPr>
+          <w:lang w:val="ru_RU" w:bidi="ru_RU"/>
+        </w:rPr>
+        <w:t>Тит. 3:2</w:t>
+      </w:r>
       <w:r>
         <w:rPr>
           <w:lang w:val="ru_RU" w:bidi="ru_RU"/>
         </w:rPr>
         <w:t xml:space="preserve">; </w:t>
       </w:r>
-      <w:hyperlink r:id="rId109">
-        <w:r>
-          <w:rPr>
-            <w:lang w:val="ru_RU" w:bidi="ru_RU"/>
-          </w:rPr>
-          <w:rPr>
-            <w:color w:val="0000EE"/>
-            <w:u w:val="single"/>
-          </w:rPr>
-          <w:t>1Петр. 2:18</w:t>
-        </w:r>
-      </w:hyperlink>
+      <w:r>
+        <w:rPr>
+          <w:lang w:val="ru_RU" w:bidi="ru_RU"/>
+        </w:rPr>
+        <w:t>1Петр. 2:18</w:t>
+      </w:r>
       <w:r>
         <w:rPr>
           <w:lang w:val="ru_RU" w:bidi="ru_RU"/>
         </w:rPr>
         <w:t>). Церковные лидеры и другие верующие должны с кротостью относиться к тем, кто согрешает (</w:t>
       </w:r>
-      <w:hyperlink r:id="rId110">
-        <w:r>
-          <w:rPr>
-            <w:lang w:val="ru_RU" w:bidi="ru_RU"/>
-          </w:rPr>
-          <w:rPr>
-            <w:color w:val="0000EE"/>
-            <w:u w:val="single"/>
-          </w:rPr>
-          <w:t>Гал. 6:1</w:t>
-        </w:r>
-      </w:hyperlink>
+      <w:r>
+        <w:rPr>
+          <w:lang w:val="ru_RU" w:bidi="ru_RU"/>
+        </w:rPr>
+        <w:t>Гал. 6:1</w:t>
+      </w:r>
       <w:r>
         <w:rPr>
           <w:lang w:val="ru_RU" w:bidi="ru_RU"/>
         </w:rPr>
         <w:t>), кто противится вере (</w:t>
       </w:r>
-      <w:hyperlink r:id="rId104">
-        <w:r>
-          <w:rPr>
-            <w:lang w:val="ru_RU" w:bidi="ru_RU"/>
-          </w:rPr>
-          <w:rPr>
-            <w:color w:val="0000EE"/>
-            <w:u w:val="single"/>
-          </w:rPr>
-          <w:t>2Тим. 2:25</w:t>
-        </w:r>
-      </w:hyperlink>
+      <w:r>
+        <w:rPr>
+          <w:lang w:val="ru_RU" w:bidi="ru_RU"/>
+        </w:rPr>
+        <w:t>2Тим. 2:25</w:t>
+      </w:r>
       <w:r>
         <w:rPr>
           <w:lang w:val="ru_RU" w:bidi="ru_RU"/>
         </w:rPr>
         <w:t>), кто невежествен или сбился с пути (</w:t>
       </w:r>
-      <w:hyperlink r:id="rId111">
-        <w:r>
-          <w:rPr>
-            <w:lang w:val="ru_RU" w:bidi="ru_RU"/>
-          </w:rPr>
-          <w:rPr>
-            <w:color w:val="0000EE"/>
-            <w:u w:val="single"/>
-          </w:rPr>
-          <w:t>Евр. 5:2</w:t>
-        </w:r>
-      </w:hyperlink>
+      <w:r>
+        <w:rPr>
+          <w:lang w:val="ru_RU" w:bidi="ru_RU"/>
+        </w:rPr>
+        <w:t>Евр. 5:2</w:t>
+      </w:r>
       <w:r>
         <w:rPr>
           <w:lang w:val="ru_RU" w:bidi="ru_RU"/>
